--- a/report/template/Tatneft/ДПБ_(экспл_СПТ)/IFL.docx
+++ b/report/template/Tatneft/ДПБ_(экспл_СПТ)/IFL.docx
@@ -774,6 +774,7 @@
           <w:lang w:val="ru-RU"/>
         </w:rPr>
       </w:pPr>
+      <w:proofErr w:type="spellStart"/>
       <w:r>
         <w:rPr>
           <w:rFonts w:cs="Times New Roman"/>
@@ -783,6 +784,7 @@
         </w:rPr>
         <w:t>Email</w:t>
       </w:r>
+      <w:proofErr w:type="spellEnd"/>
       <w:r>
         <w:rPr>
           <w:rFonts w:cs="Times New Roman"/>
@@ -929,7 +931,29 @@
           <w:szCs w:val="24"/>
           <w:lang w:val="ru-RU"/>
         </w:rPr>
-        <w:t>Ответственным за информирование и взаимодействие с общественностью является заместитель генерального директора по промышленной безопасности, охране труда и экологии ПАО «Татнефть» – Хабибрахманов А. Г.</w:t>
+        <w:t xml:space="preserve">Ответственным за информирование и взаимодействие с общественностью является заместитель генерального директора по промышленной безопасности, охране труда и экологии ПАО «Татнефть» – </w:t>
+      </w:r>
+      <w:proofErr w:type="spellStart"/>
+      <w:r>
+        <w:rPr>
+          <w:rFonts w:cs="Times New Roman"/>
+          <w:color w:val="FFC000"/>
+          <w:sz w:val="24"/>
+          <w:szCs w:val="24"/>
+          <w:lang w:val="ru-RU"/>
+        </w:rPr>
+        <w:t>Хабибрахманов</w:t>
+      </w:r>
+      <w:proofErr w:type="spellEnd"/>
+      <w:r>
+        <w:rPr>
+          <w:rFonts w:cs="Times New Roman"/>
+          <w:color w:val="FFC000"/>
+          <w:sz w:val="24"/>
+          <w:szCs w:val="24"/>
+          <w:lang w:val="ru-RU"/>
+        </w:rPr>
+        <w:t xml:space="preserve"> А. Г.</w:t>
       </w:r>
     </w:p>
     <w:p>
@@ -1478,7 +1502,7 @@
           <w:szCs w:val="24"/>
           <w:lang w:val="ru-RU" w:eastAsia="ru-RU"/>
         </w:rPr>
-        <w:instrText xml:space="preserve"> REF _Ref220879761 \h  \* MERGEFORMAT </w:instrText>
+        <w:instrText xml:space="preserve"> REF _Ref223414721 \h </w:instrText>
       </w:r>
       <w:r>
         <w:rPr>
@@ -1509,11 +1533,12 @@
       <w:r>
         <w:rPr>
           <w:rFonts w:cs="Times New Roman"/>
+          <w:noProof/>
           <w:sz w:val="24"/>
           <w:szCs w:val="24"/>
           <w:lang w:val="ru-RU" w:eastAsia="ru-RU"/>
         </w:rPr>
-        <w:t>15</w:t>
+        <w:t>2</w:t>
       </w:r>
       <w:r>
         <w:rPr>
@@ -1568,6 +1593,7 @@
           <w:lang w:val="ru-RU" w:eastAsia="ru-RU"/>
         </w:rPr>
       </w:pPr>
+      <w:bookmarkStart w:id="1" w:name="_Ref223414721"/>
       <w:r>
         <w:rPr>
           <w:rFonts w:cs="Times New Roman"/>
@@ -1612,7 +1638,7 @@
           <w:szCs w:val="24"/>
           <w:lang w:val="ru-RU" w:eastAsia="ru-RU"/>
         </w:rPr>
-        <w:t>15</w:t>
+        <w:t>2</w:t>
       </w:r>
       <w:r>
         <w:rPr>
@@ -1623,6 +1649,7 @@
         </w:rPr>
         <w:fldChar w:fldCharType="end"/>
       </w:r>
+      <w:bookmarkEnd w:id="1"/>
       <w:r>
         <w:rPr>
           <w:rFonts w:cs="Times New Roman"/>
@@ -1889,6 +1916,7 @@
           <w:lang w:val="ru-RU" w:eastAsia="ru-RU"/>
         </w:rPr>
       </w:pPr>
+      <w:bookmarkStart w:id="2" w:name="_Ref223414733"/>
       <w:r>
         <w:rPr>
           <w:rFonts w:cs="Times New Roman"/>
@@ -1933,7 +1961,7 @@
           <w:szCs w:val="24"/>
           <w:lang w:val="ru-RU" w:eastAsia="ru-RU"/>
         </w:rPr>
-        <w:t>16</w:t>
+        <w:t>3</w:t>
       </w:r>
       <w:r>
         <w:rPr>
@@ -1944,6 +1972,7 @@
         </w:rPr>
         <w:fldChar w:fldCharType="end"/>
       </w:r>
+      <w:bookmarkEnd w:id="2"/>
       <w:r>
         <w:rPr>
           <w:rFonts w:cs="Times New Roman"/>
@@ -1987,7 +2016,7 @@
           <w:szCs w:val="24"/>
           <w:lang w:val="ru-RU" w:eastAsia="ru-RU"/>
         </w:rPr>
-        <w:instrText xml:space="preserve"> REF _Ref220879768 \h  \* MERGEFORMAT </w:instrText>
+        <w:instrText xml:space="preserve"> REF _Ref223414733 \h </w:instrText>
       </w:r>
       <w:r>
         <w:rPr>
@@ -2018,11 +2047,12 @@
       <w:r>
         <w:rPr>
           <w:rFonts w:cs="Times New Roman"/>
+          <w:noProof/>
           <w:sz w:val="24"/>
           <w:szCs w:val="24"/>
           <w:lang w:val="ru-RU" w:eastAsia="ru-RU"/>
         </w:rPr>
-        <w:t>16</w:t>
+        <w:t>3</w:t>
       </w:r>
       <w:r>
         <w:rPr>

--- a/report/template/Tatneft/ДПБ_(экспл_СПТ)/IFL.docx
+++ b/report/template/Tatneft/ДПБ_(экспл_СПТ)/IFL.docx
@@ -774,7 +774,6 @@
           <w:lang w:val="ru-RU"/>
         </w:rPr>
       </w:pPr>
-      <w:proofErr w:type="spellStart"/>
       <w:r>
         <w:rPr>
           <w:rFonts w:cs="Times New Roman"/>
@@ -784,7 +783,6 @@
         </w:rPr>
         <w:t>Email</w:t>
       </w:r>
-      <w:proofErr w:type="spellEnd"/>
       <w:r>
         <w:rPr>
           <w:rFonts w:cs="Times New Roman"/>
@@ -931,29 +929,7 @@
           <w:szCs w:val="24"/>
           <w:lang w:val="ru-RU"/>
         </w:rPr>
-        <w:t xml:space="preserve">Ответственным за информирование и взаимодействие с общественностью является заместитель генерального директора по промышленной безопасности, охране труда и экологии ПАО «Татнефть» – </w:t>
-      </w:r>
-      <w:proofErr w:type="spellStart"/>
-      <w:r>
-        <w:rPr>
-          <w:rFonts w:cs="Times New Roman"/>
-          <w:color w:val="FFC000"/>
-          <w:sz w:val="24"/>
-          <w:szCs w:val="24"/>
-          <w:lang w:val="ru-RU"/>
-        </w:rPr>
-        <w:t>Хабибрахманов</w:t>
-      </w:r>
-      <w:proofErr w:type="spellEnd"/>
-      <w:r>
-        <w:rPr>
-          <w:rFonts w:cs="Times New Roman"/>
-          <w:color w:val="FFC000"/>
-          <w:sz w:val="24"/>
-          <w:szCs w:val="24"/>
-          <w:lang w:val="ru-RU"/>
-        </w:rPr>
-        <w:t xml:space="preserve"> А. Г.</w:t>
+        <w:t>Ответственным за информирование и взаимодействие с общественностью является заместитель генерального директора по промышленной безопасности, охране труда и экологии ПАО «Татнефть» – Хабибрахманов А. Г.</w:t>
       </w:r>
     </w:p>
     <w:p>
@@ -1502,7 +1478,7 @@
           <w:szCs w:val="24"/>
           <w:lang w:val="ru-RU" w:eastAsia="ru-RU"/>
         </w:rPr>
-        <w:instrText xml:space="preserve"> REF _Ref223414721 \h </w:instrText>
+        <w:instrText xml:space="preserve"> REF _Ref220879761 \h  \* MERGEFORMAT </w:instrText>
       </w:r>
       <w:r>
         <w:rPr>
@@ -1533,12 +1509,11 @@
       <w:r>
         <w:rPr>
           <w:rFonts w:cs="Times New Roman"/>
-          <w:noProof/>
           <w:sz w:val="24"/>
           <w:szCs w:val="24"/>
           <w:lang w:val="ru-RU" w:eastAsia="ru-RU"/>
         </w:rPr>
-        <w:t>2</w:t>
+        <w:t>15</w:t>
       </w:r>
       <w:r>
         <w:rPr>
@@ -1593,7 +1568,6 @@
           <w:lang w:val="ru-RU" w:eastAsia="ru-RU"/>
         </w:rPr>
       </w:pPr>
-      <w:bookmarkStart w:id="1" w:name="_Ref223414721"/>
       <w:r>
         <w:rPr>
           <w:rFonts w:cs="Times New Roman"/>
@@ -1638,7 +1612,7 @@
           <w:szCs w:val="24"/>
           <w:lang w:val="ru-RU" w:eastAsia="ru-RU"/>
         </w:rPr>
-        <w:t>2</w:t>
+        <w:t>15</w:t>
       </w:r>
       <w:r>
         <w:rPr>
@@ -1649,7 +1623,6 @@
         </w:rPr>
         <w:fldChar w:fldCharType="end"/>
       </w:r>
-      <w:bookmarkEnd w:id="1"/>
       <w:r>
         <w:rPr>
           <w:rFonts w:cs="Times New Roman"/>
@@ -1916,7 +1889,6 @@
           <w:lang w:val="ru-RU" w:eastAsia="ru-RU"/>
         </w:rPr>
       </w:pPr>
-      <w:bookmarkStart w:id="2" w:name="_Ref223414733"/>
       <w:r>
         <w:rPr>
           <w:rFonts w:cs="Times New Roman"/>
@@ -1961,7 +1933,7 @@
           <w:szCs w:val="24"/>
           <w:lang w:val="ru-RU" w:eastAsia="ru-RU"/>
         </w:rPr>
-        <w:t>3</w:t>
+        <w:t>16</w:t>
       </w:r>
       <w:r>
         <w:rPr>
@@ -1972,7 +1944,6 @@
         </w:rPr>
         <w:fldChar w:fldCharType="end"/>
       </w:r>
-      <w:bookmarkEnd w:id="2"/>
       <w:r>
         <w:rPr>
           <w:rFonts w:cs="Times New Roman"/>
@@ -2016,7 +1987,7 @@
           <w:szCs w:val="24"/>
           <w:lang w:val="ru-RU" w:eastAsia="ru-RU"/>
         </w:rPr>
-        <w:instrText xml:space="preserve"> REF _Ref223414733 \h </w:instrText>
+        <w:instrText xml:space="preserve"> REF _Ref220879768 \h  \* MERGEFORMAT </w:instrText>
       </w:r>
       <w:r>
         <w:rPr>
@@ -2047,12 +2018,11 @@
       <w:r>
         <w:rPr>
           <w:rFonts w:cs="Times New Roman"/>
-          <w:noProof/>
           <w:sz w:val="24"/>
           <w:szCs w:val="24"/>
           <w:lang w:val="ru-RU" w:eastAsia="ru-RU"/>
         </w:rPr>
-        <w:t>3</w:t>
+        <w:t>16</w:t>
       </w:r>
       <w:r>
         <w:rPr>
